--- a/ai_11/dmytro_rud/epic_3/epic_3_report_dmitro_rud.docx
+++ b/ai_11/dmytro_rud/epic_3/epic_3_report_dmitro_rud.docx
@@ -6533,7 +6533,7 @@
           <w:szCs w:val="26"/>
           <w:lang w:val="uk-UA"/>
         </w:rPr>
-        <w:t>3</w:t>
+        <w:t>2</w:t>
       </w:r>
       <w:r>
         <w:rPr>
@@ -9194,51 +9194,982 @@
           <w:rFonts w:ascii="Times New Roman" w:eastAsia="Times New Roman" w:hAnsi="Times New Roman" w:cs="Times New Roman"/>
           <w:sz w:val="24"/>
           <w:szCs w:val="24"/>
-        </w:rPr>
-      </w:pPr>
-      <w:r>
-        <w:rPr>
-          <w:rFonts w:ascii="Times New Roman" w:eastAsia="Times New Roman" w:hAnsi="Times New Roman" w:cs="Times New Roman"/>
-          <w:sz w:val="24"/>
-          <w:szCs w:val="24"/>
-        </w:rPr>
-        <w:t xml:space="preserve">Планований час на реалізацію: </w:t>
-      </w:r>
-      <w:r>
-        <w:rPr>
-          <w:rFonts w:ascii="Times New Roman" w:eastAsia="Times New Roman" w:hAnsi="Times New Roman" w:cs="Times New Roman"/>
-          <w:sz w:val="24"/>
-          <w:szCs w:val="24"/>
-          <w:lang w:val="en-US"/>
-        </w:rPr>
-        <w:t>X</w:t>
-      </w:r>
-      <w:r>
-        <w:rPr>
-          <w:rFonts w:ascii="Times New Roman" w:eastAsia="Times New Roman" w:hAnsi="Times New Roman" w:cs="Times New Roman"/>
-          <w:sz w:val="24"/>
-          <w:szCs w:val="24"/>
-          <w:lang w:val="uk-UA"/>
-        </w:rPr>
-        <w:t xml:space="preserve"> год </w:t>
-      </w:r>
-      <w:r>
-        <w:rPr>
-          <w:rFonts w:ascii="Times New Roman" w:eastAsia="Times New Roman" w:hAnsi="Times New Roman" w:cs="Times New Roman"/>
-          <w:sz w:val="24"/>
-          <w:szCs w:val="24"/>
-          <w:lang w:val="en-US"/>
-        </w:rPr>
-        <w:t>X</w:t>
-      </w:r>
-      <w:r>
-        <w:rPr>
-          <w:rFonts w:ascii="Times New Roman" w:eastAsia="Times New Roman" w:hAnsi="Times New Roman" w:cs="Times New Roman"/>
-          <w:sz w:val="24"/>
-          <w:szCs w:val="24"/>
-          <w:lang w:val="uk-UA"/>
-        </w:rPr>
-        <w:t xml:space="preserve"> хв</w:t>
+          <w:lang w:val="uk-UA"/>
+        </w:rPr>
+      </w:pPr>
+      <w:r>
+        <w:rPr>
+          <w:rFonts w:ascii="Times New Roman" w:eastAsia="Times New Roman" w:hAnsi="Times New Roman" w:cs="Times New Roman"/>
+          <w:sz w:val="24"/>
+          <w:szCs w:val="24"/>
+          <w:lang w:val="uk-UA"/>
+        </w:rPr>
+        <w:t xml:space="preserve">Планований час на реалізацію: 2 год 00 хв</w:t>
+      </w:r>
+    </w:p>
+    <w:p>
+      <w:pPr>
+        <w:numPr>
+          <w:ilvl w:val="0"/>
+          <w:numId w:val="13"/>
+        </w:numPr>
+        <w:spacing w:line="240" w:lineRule="auto"/>
+        <w:jc w:val="both"/>
+        <w:rPr>
+          <w:rFonts w:ascii="Times New Roman" w:eastAsia="Times New Roman" w:hAnsi="Times New Roman" w:cs="Times New Roman"/>
+          <w:sz w:val="24"/>
+          <w:szCs w:val="24"/>
+          <w:lang w:val="uk-UA"/>
+        </w:rPr>
+      </w:pPr>
+      <w:r>
+        <w:rPr>
+          <w:rFonts w:ascii="Times New Roman" w:eastAsia="Times New Roman" w:hAnsi="Times New Roman" w:cs="Times New Roman"/>
+          <w:sz w:val="24"/>
+          <w:szCs w:val="24"/>
+          <w:lang w:val="uk-UA"/>
+        </w:rPr>
+        <w:t xml:space="preserve">Важливі деталі для врахування в імплементації:</w:t>
+      </w:r>
+    </w:p>
+    <w:p>
+      <w:pPr>
+        <w:numPr>
+          <w:ilvl w:val="1"/>
+          <w:numId w:val="13"/>
+        </w:numPr>
+        <w:spacing w:line="240" w:lineRule="auto"/>
+        <w:jc w:val="both"/>
+        <w:rPr>
+          <w:rFonts w:ascii="Times New Roman" w:eastAsia="Times New Roman" w:hAnsi="Times New Roman" w:cs="Times New Roman"/>
+          <w:sz w:val="24"/>
+          <w:szCs w:val="24"/>
+          <w:lang w:val="uk-UA"/>
+        </w:rPr>
+      </w:pPr>
+      <w:r>
+        <w:rPr>
+          <w:rFonts w:ascii="Times New Roman" w:eastAsia="Times New Roman" w:hAnsi="Times New Roman" w:cs="Times New Roman"/>
+          <w:sz w:val="24"/>
+          <w:szCs w:val="24"/>
+          <w:lang w:val="uk-UA"/>
+        </w:rPr>
+        <w:t xml:space="preserve">Окрема блок-схема для головної програми (меню) та для кожної функції (endOfToken, discardLine, readDouble/readInt, displayMenu, showSpending, sumSpending, showStatistics, dailyLimitExceeded, threeMostExpensiveDays); велику схему розбито на частини з’єднувачем «A».</w:t>
+      </w:r>
+    </w:p>
+    <w:p>
+      <w:pPr>
+        <w:numPr>
+          <w:ilvl w:val="1"/>
+          <w:numId w:val="13"/>
+        </w:numPr>
+        <w:spacing w:line="240" w:lineRule="auto"/>
+        <w:jc w:val="both"/>
+        <w:rPr>
+          <w:rFonts w:ascii="Times New Roman" w:eastAsia="Times New Roman" w:hAnsi="Times New Roman" w:cs="Times New Roman"/>
+          <w:sz w:val="24"/>
+          <w:szCs w:val="24"/>
+          <w:lang w:val="uk-UA"/>
+        </w:rPr>
+      </w:pPr>
+      <w:r>
+        <w:rPr>
+          <w:rFonts w:ascii="Times New Roman" w:eastAsia="Times New Roman" w:hAnsi="Times New Roman" w:cs="Times New Roman"/>
+          <w:sz w:val="24"/>
+          <w:szCs w:val="24"/>
+          <w:lang w:val="uk-UA"/>
+        </w:rPr>
+        <w:t xml:space="preserve">Позначення за ДСТУ ISO 5807: початок/кінець — термінатор (овал); ввід/вивід — паралелограм; дія — прямокутник; умова — ромб з гілками «Так»/«Ні»; цикл (for, while) — шестикутник «підготовка» із заголовком циклу, тіло циклу повертається стрілкою до шестикутника, гілка «Ні» веде на вихід з циклу; виклик функції — прямокутник із подвійними бічними лініями (визначений процес).</w:t>
+      </w:r>
+    </w:p>
+    <w:p>
+      <w:pPr>
+        <w:numPr>
+          <w:ilvl w:val="1"/>
+          <w:numId w:val="13"/>
+        </w:numPr>
+        <w:spacing w:line="240" w:lineRule="auto"/>
+        <w:jc w:val="both"/>
+        <w:rPr>
+          <w:rFonts w:ascii="Times New Roman" w:eastAsia="Times New Roman" w:hAnsi="Times New Roman" w:cs="Times New Roman"/>
+          <w:sz w:val="24"/>
+          <w:szCs w:val="24"/>
+          <w:lang w:val="uk-UA"/>
+        </w:rPr>
+      </w:pPr>
+      <w:r>
+        <w:rPr>
+          <w:rFonts w:ascii="Times New Roman" w:eastAsia="Times New Roman" w:hAnsi="Times New Roman" w:cs="Times New Roman"/>
+          <w:sz w:val="24"/>
+          <w:szCs w:val="24"/>
+          <w:lang w:val="uk-UA"/>
+        </w:rPr>
+        <w:t xml:space="preserve">Схеми функцій мають окремі «Початок» і «Кінець»; у схемі main виклики функцій показано як визначений процес, а повернення в меню — стрілкою до displayMenu().</w:t>
+      </w:r>
+    </w:p>
+    <w:p>
+      <w:pPr>
+        <w:jc w:val="both"/>
+        <w:rPr>
+          <w:rFonts w:ascii="Times New Roman" w:eastAsia="Times New Roman" w:hAnsi="Times New Roman" w:cs="Times New Roman"/>
+          <w:sz w:val="24"/>
+          <w:szCs w:val="24"/>
+        </w:rPr>
+      </w:pPr>
+    </w:p>
+    <w:p>
+      <w:pPr>
+        <w:keepNext/>
+        <w:jc w:val="both"/>
+        <w:rPr>
+          <w:rFonts w:ascii="Times New Roman" w:eastAsia="Times New Roman" w:hAnsi="Times New Roman" w:cs="Times New Roman"/>
+          <w:b/>
+          <w:bCs/>
+          <w:sz w:val="24"/>
+          <w:szCs w:val="24"/>
+          <w:lang w:val="uk-UA"/>
+        </w:rPr>
+      </w:pPr>
+      <w:r>
+        <w:rPr>
+          <w:rFonts w:ascii="Times New Roman" w:eastAsia="Times New Roman" w:hAnsi="Times New Roman" w:cs="Times New Roman"/>
+          <w:b/>
+          <w:bCs/>
+          <w:sz w:val="24"/>
+          <w:szCs w:val="24"/>
+          <w:lang w:val="uk-UA"/>
+        </w:rPr>
+        <w:t xml:space="preserve">Завдання №3  Lab# programming: Lab 2</w:t>
+      </w:r>
+    </w:p>
+    <w:p>
+      <w:pPr>
+        <w:numPr>
+          <w:ilvl w:val="0"/>
+          <w:numId w:val="13"/>
+        </w:numPr>
+        <w:spacing w:line="240" w:lineRule="auto"/>
+        <w:jc w:val="both"/>
+        <w:rPr>
+          <w:rFonts w:ascii="Times New Roman" w:eastAsia="Times New Roman" w:hAnsi="Times New Roman" w:cs="Times New Roman"/>
+          <w:sz w:val="24"/>
+          <w:szCs w:val="24"/>
+          <w:lang w:val="uk-UA"/>
+        </w:rPr>
+      </w:pPr>
+      <w:r>
+        <w:rPr>
+          <w:rFonts w:ascii="Times New Roman" w:eastAsia="Times New Roman" w:hAnsi="Times New Roman" w:cs="Times New Roman"/>
+          <w:sz w:val="24"/>
+          <w:szCs w:val="24"/>
+          <w:lang w:val="uk-UA"/>
+        </w:rPr>
+        <w:t xml:space="preserve">Планований час на реалізацію: 1 год 00 хв</w:t>
+      </w:r>
+    </w:p>
+    <w:p>
+      <w:pPr>
+        <w:numPr>
+          <w:ilvl w:val="0"/>
+          <w:numId w:val="13"/>
+        </w:numPr>
+        <w:spacing w:line="240" w:lineRule="auto"/>
+        <w:jc w:val="both"/>
+        <w:rPr>
+          <w:rFonts w:ascii="Times New Roman" w:eastAsia="Times New Roman" w:hAnsi="Times New Roman" w:cs="Times New Roman"/>
+          <w:sz w:val="24"/>
+          <w:szCs w:val="24"/>
+          <w:lang w:val="uk-UA"/>
+        </w:rPr>
+      </w:pPr>
+      <w:r>
+        <w:rPr>
+          <w:rFonts w:ascii="Times New Roman" w:eastAsia="Times New Roman" w:hAnsi="Times New Roman" w:cs="Times New Roman"/>
+          <w:sz w:val="24"/>
+          <w:szCs w:val="24"/>
+          <w:lang w:val="uk-UA"/>
+        </w:rPr>
+        <w:t xml:space="preserve">Важливі деталі для врахування в імплементації:</w:t>
+      </w:r>
+    </w:p>
+    <w:p>
+      <w:pPr>
+        <w:numPr>
+          <w:ilvl w:val="1"/>
+          <w:numId w:val="13"/>
+        </w:numPr>
+        <w:spacing w:line="240" w:lineRule="auto"/>
+        <w:jc w:val="both"/>
+        <w:rPr>
+          <w:rFonts w:ascii="Times New Roman" w:eastAsia="Times New Roman" w:hAnsi="Times New Roman" w:cs="Times New Roman"/>
+          <w:sz w:val="24"/>
+          <w:szCs w:val="24"/>
+          <w:lang w:val="uk-UA"/>
+        </w:rPr>
+      </w:pPr>
+      <w:r>
+        <w:rPr>
+          <w:rFonts w:ascii="Times New Roman" w:eastAsia="Times New Roman" w:hAnsi="Times New Roman" w:cs="Times New Roman"/>
+          <w:sz w:val="24"/>
+          <w:szCs w:val="24"/>
+          <w:lang w:val="uk-UA"/>
+        </w:rPr>
+        <w:t xml:space="preserve">Спочатку виводимо рекурентну формулу aₙ₊₁ = aₙ · (n/(n+1))ⁿ (ділення сусідніх доданків), перший доданок a₁ = 1/3; сума накопичується в змінній типу double.</w:t>
+      </w:r>
+    </w:p>
+    <w:p>
+      <w:pPr>
+        <w:numPr>
+          <w:ilvl w:val="1"/>
+          <w:numId w:val="13"/>
+        </w:numPr>
+        <w:spacing w:line="240" w:lineRule="auto"/>
+        <w:jc w:val="both"/>
+        <w:rPr>
+          <w:rFonts w:ascii="Times New Roman" w:eastAsia="Times New Roman" w:hAnsi="Times New Roman" w:cs="Times New Roman"/>
+          <w:sz w:val="24"/>
+          <w:szCs w:val="24"/>
+          <w:lang w:val="uk-UA"/>
+        </w:rPr>
+      </w:pPr>
+      <w:r>
+        <w:rPr>
+          <w:rFonts w:ascii="Times New Roman" w:eastAsia="Times New Roman" w:hAnsi="Times New Roman" w:cs="Times New Roman"/>
+          <w:sz w:val="24"/>
+          <w:szCs w:val="24"/>
+          <w:lang w:val="uk-UA"/>
+        </w:rPr>
+        <w:t xml:space="preserve">Цикл do-while: доданок додається до суми, після чого обчислюється наступний; виконується, поки aₙ ≥ ε (ε = 0.0001).</w:t>
+      </w:r>
+    </w:p>
+    <w:p>
+      <w:pPr>
+        <w:numPr>
+          <w:ilvl w:val="1"/>
+          <w:numId w:val="13"/>
+        </w:numPr>
+        <w:spacing w:line="240" w:lineRule="auto"/>
+        <w:jc w:val="both"/>
+        <w:rPr>
+          <w:rFonts w:ascii="Times New Roman" w:eastAsia="Times New Roman" w:hAnsi="Times New Roman" w:cs="Times New Roman"/>
+          <w:sz w:val="24"/>
+          <w:szCs w:val="24"/>
+          <w:lang w:val="uk-UA"/>
+        </w:rPr>
+      </w:pPr>
+      <w:r>
+        <w:rPr>
+          <w:rFonts w:ascii="Times New Roman" w:eastAsia="Times New Roman" w:hAnsi="Times New Roman" w:cs="Times New Roman"/>
+          <w:sz w:val="24"/>
+          <w:szCs w:val="24"/>
+          <w:lang w:val="uk-UA"/>
+        </w:rPr>
+        <w:t xml:space="preserve">Пастка цілочисельного ділення: n/(n+1) має бути записано як n/(n+1.0), інакше результат завжди 0; степінь обчислюється через pow із &lt;cmath&gt;.</w:t>
+      </w:r>
+    </w:p>
+    <w:p>
+      <w:pPr>
+        <w:numPr>
+          <w:ilvl w:val="1"/>
+          <w:numId w:val="13"/>
+        </w:numPr>
+        <w:spacing w:line="240" w:lineRule="auto"/>
+        <w:jc w:val="both"/>
+        <w:rPr>
+          <w:rFonts w:ascii="Times New Roman" w:eastAsia="Times New Roman" w:hAnsi="Times New Roman" w:cs="Times New Roman"/>
+          <w:sz w:val="24"/>
+          <w:szCs w:val="24"/>
+          <w:lang w:val="uk-UA"/>
+        </w:rPr>
+      </w:pPr>
+      <w:r>
+        <w:rPr>
+          <w:rFonts w:ascii="Times New Roman" w:eastAsia="Times New Roman" w:hAnsi="Times New Roman" w:cs="Times New Roman"/>
+          <w:sz w:val="24"/>
+          <w:szCs w:val="24"/>
+          <w:lang w:val="uk-UA"/>
+        </w:rPr>
+        <w:t xml:space="preserve">Окремо в звіті пояснити збіжність ряду (границя відношення сусідніх доданків, ознака Даламбера).</w:t>
+      </w:r>
+    </w:p>
+    <w:p>
+      <w:pPr>
+        <w:jc w:val="both"/>
+        <w:rPr>
+          <w:rFonts w:ascii="Times New Roman" w:eastAsia="Times New Roman" w:hAnsi="Times New Roman" w:cs="Times New Roman"/>
+          <w:sz w:val="24"/>
+          <w:szCs w:val="24"/>
+        </w:rPr>
+      </w:pPr>
+    </w:p>
+    <w:p>
+      <w:pPr>
+        <w:keepNext/>
+        <w:jc w:val="both"/>
+        <w:rPr>
+          <w:rFonts w:ascii="Times New Roman" w:eastAsia="Times New Roman" w:hAnsi="Times New Roman" w:cs="Times New Roman"/>
+          <w:b/>
+          <w:bCs/>
+          <w:sz w:val="24"/>
+          <w:szCs w:val="24"/>
+          <w:lang w:val="uk-UA"/>
+        </w:rPr>
+      </w:pPr>
+      <w:r>
+        <w:rPr>
+          <w:rFonts w:ascii="Times New Roman" w:eastAsia="Times New Roman" w:hAnsi="Times New Roman" w:cs="Times New Roman"/>
+          <w:b/>
+          <w:bCs/>
+          <w:sz w:val="24"/>
+          <w:szCs w:val="24"/>
+          <w:lang w:val="uk-UA"/>
+        </w:rPr>
+        <w:t xml:space="preserve">Завдання №4  Lab# programming: Lab 3</w:t>
+      </w:r>
+    </w:p>
+    <w:p>
+      <w:pPr>
+        <w:numPr>
+          <w:ilvl w:val="0"/>
+          <w:numId w:val="13"/>
+        </w:numPr>
+        <w:spacing w:line="240" w:lineRule="auto"/>
+        <w:jc w:val="both"/>
+        <w:rPr>
+          <w:rFonts w:ascii="Times New Roman" w:eastAsia="Times New Roman" w:hAnsi="Times New Roman" w:cs="Times New Roman"/>
+          <w:sz w:val="24"/>
+          <w:szCs w:val="24"/>
+          <w:lang w:val="uk-UA"/>
+        </w:rPr>
+      </w:pPr>
+      <w:r>
+        <w:rPr>
+          <w:rFonts w:ascii="Times New Roman" w:eastAsia="Times New Roman" w:hAnsi="Times New Roman" w:cs="Times New Roman"/>
+          <w:sz w:val="24"/>
+          <w:szCs w:val="24"/>
+          <w:lang w:val="uk-UA"/>
+        </w:rPr>
+        <w:t xml:space="preserve">Планований час на реалізацію: 2 год 30 хв</w:t>
+      </w:r>
+    </w:p>
+    <w:p>
+      <w:pPr>
+        <w:numPr>
+          <w:ilvl w:val="0"/>
+          <w:numId w:val="13"/>
+        </w:numPr>
+        <w:spacing w:line="240" w:lineRule="auto"/>
+        <w:jc w:val="both"/>
+        <w:rPr>
+          <w:rFonts w:ascii="Times New Roman" w:eastAsia="Times New Roman" w:hAnsi="Times New Roman" w:cs="Times New Roman"/>
+          <w:sz w:val="24"/>
+          <w:szCs w:val="24"/>
+          <w:lang w:val="uk-UA"/>
+        </w:rPr>
+      </w:pPr>
+      <w:r>
+        <w:rPr>
+          <w:rFonts w:ascii="Times New Roman" w:eastAsia="Times New Roman" w:hAnsi="Times New Roman" w:cs="Times New Roman"/>
+          <w:sz w:val="24"/>
+          <w:szCs w:val="24"/>
+          <w:lang w:val="uk-UA"/>
+        </w:rPr>
+        <w:t xml:space="preserve">Важливі деталі для врахування в імплементації:</w:t>
+      </w:r>
+    </w:p>
+    <w:p>
+      <w:pPr>
+        <w:numPr>
+          <w:ilvl w:val="1"/>
+          <w:numId w:val="13"/>
+        </w:numPr>
+        <w:spacing w:line="240" w:lineRule="auto"/>
+        <w:jc w:val="both"/>
+        <w:rPr>
+          <w:rFonts w:ascii="Times New Roman" w:eastAsia="Times New Roman" w:hAnsi="Times New Roman" w:cs="Times New Roman"/>
+          <w:sz w:val="24"/>
+          <w:szCs w:val="24"/>
+          <w:lang w:val="uk-UA"/>
+        </w:rPr>
+      </w:pPr>
+      <w:r>
+        <w:rPr>
+          <w:rFonts w:ascii="Times New Roman" w:eastAsia="Times New Roman" w:hAnsi="Times New Roman" w:cs="Times New Roman"/>
+          <w:sz w:val="24"/>
+          <w:szCs w:val="24"/>
+          <w:lang w:val="uk-UA"/>
+        </w:rPr>
+        <w:t xml:space="preserve">Загальний доданок розбито на два множники: (n²+1) та cₙ = tⁿ/n!, де t = x/2, а cₙ = cₙ₋₁ · t/n обчислюється рекурентно (без факторіала й степеня в явному вигляді).</w:t>
+      </w:r>
+    </w:p>
+    <w:p>
+      <w:pPr>
+        <w:numPr>
+          <w:ilvl w:val="1"/>
+          <w:numId w:val="13"/>
+        </w:numPr>
+        <w:spacing w:line="240" w:lineRule="auto"/>
+        <w:jc w:val="both"/>
+        <w:rPr>
+          <w:rFonts w:ascii="Times New Roman" w:eastAsia="Times New Roman" w:hAnsi="Times New Roman" w:cs="Times New Roman"/>
+          <w:sz w:val="24"/>
+          <w:szCs w:val="24"/>
+          <w:lang w:val="uk-UA"/>
+        </w:rPr>
+      </w:pPr>
+      <w:r>
+        <w:rPr>
+          <w:rFonts w:ascii="Times New Roman" w:eastAsia="Times New Roman" w:hAnsi="Times New Roman" w:cs="Times New Roman"/>
+          <w:sz w:val="24"/>
+          <w:szCs w:val="24"/>
+          <w:lang w:val="uk-UA"/>
+        </w:rPr>
+        <w:t xml:space="preserve">Три цикли: зовнішній по x (x = a + i·h, h = (b − a)/k, k = 10) та два внутрішні — SN (рівно N = 30 доданків, цикл for) і SE (поки доданок ≥ ε, цикл while).</w:t>
+      </w:r>
+    </w:p>
+    <w:p>
+      <w:pPr>
+        <w:numPr>
+          <w:ilvl w:val="1"/>
+          <w:numId w:val="13"/>
+        </w:numPr>
+        <w:spacing w:line="240" w:lineRule="auto"/>
+        <w:jc w:val="both"/>
+        <w:rPr>
+          <w:rFonts w:ascii="Times New Roman" w:eastAsia="Times New Roman" w:hAnsi="Times New Roman" w:cs="Times New Roman"/>
+          <w:sz w:val="24"/>
+          <w:szCs w:val="24"/>
+          <w:lang w:val="uk-UA"/>
+        </w:rPr>
+      </w:pPr>
+      <w:r>
+        <w:rPr>
+          <w:rFonts w:ascii="Times New Roman" w:eastAsia="Times New Roman" w:hAnsi="Times New Roman" w:cs="Times New Roman"/>
+          <w:sz w:val="24"/>
+          <w:szCs w:val="24"/>
+          <w:lang w:val="uk-UA"/>
+        </w:rPr>
+        <w:t xml:space="preserve">Для кожного нового x скидати змінні (сума, поточний доданок, cₙ); крок по x задавати цілим лічильником i, а не дробовим кроком, щоб не накопичувалась похибка.</w:t>
+      </w:r>
+    </w:p>
+    <w:p>
+      <w:pPr>
+        <w:numPr>
+          <w:ilvl w:val="1"/>
+          <w:numId w:val="13"/>
+        </w:numPr>
+        <w:spacing w:line="240" w:lineRule="auto"/>
+        <w:jc w:val="both"/>
+        <w:rPr>
+          <w:rFonts w:ascii="Times New Roman" w:eastAsia="Times New Roman" w:hAnsi="Times New Roman" w:cs="Times New Roman"/>
+          <w:sz w:val="24"/>
+          <w:szCs w:val="24"/>
+          <w:lang w:val="uk-UA"/>
+        </w:rPr>
+      </w:pPr>
+      <w:r>
+        <w:rPr>
+          <w:rFonts w:ascii="Times New Roman" w:eastAsia="Times New Roman" w:hAnsi="Times New Roman" w:cs="Times New Roman"/>
+          <w:sz w:val="24"/>
+          <w:szCs w:val="24"/>
+          <w:lang w:val="uk-UA"/>
+        </w:rPr>
+        <w:t xml:space="preserve">Для порівняння обчислити точне значення Y = (x²/4 + x/2 + 1) · e^(x/2) через exp із &lt;cmath&gt;.</w:t>
+      </w:r>
+    </w:p>
+    <w:p>
+      <w:pPr>
+        <w:numPr>
+          <w:ilvl w:val="1"/>
+          <w:numId w:val="13"/>
+        </w:numPr>
+        <w:spacing w:line="240" w:lineRule="auto"/>
+        <w:jc w:val="both"/>
+        <w:rPr>
+          <w:rFonts w:ascii="Times New Roman" w:eastAsia="Times New Roman" w:hAnsi="Times New Roman" w:cs="Times New Roman"/>
+          <w:sz w:val="24"/>
+          <w:szCs w:val="24"/>
+          <w:lang w:val="uk-UA"/>
+        </w:rPr>
+      </w:pPr>
+      <w:r>
+        <w:rPr>
+          <w:rFonts w:ascii="Times New Roman" w:eastAsia="Times New Roman" w:hAnsi="Times New Roman" w:cs="Times New Roman"/>
+          <w:sz w:val="24"/>
+          <w:szCs w:val="24"/>
+          <w:lang w:val="uk-UA"/>
+        </w:rPr>
+        <w:t xml:space="preserve">Форматований вивід через &lt;iomanip&gt;: fixed, setprecision(6), setw; маніпулятори «липкі»; setw рахує байти, тому з кирилицею його не використовувати.</w:t>
+      </w:r>
+    </w:p>
+    <w:p>
+      <w:pPr>
+        <w:jc w:val="both"/>
+        <w:rPr>
+          <w:rFonts w:ascii="Times New Roman" w:eastAsia="Times New Roman" w:hAnsi="Times New Roman" w:cs="Times New Roman"/>
+          <w:sz w:val="24"/>
+          <w:szCs w:val="24"/>
+        </w:rPr>
+      </w:pPr>
+    </w:p>
+    <w:p>
+      <w:pPr>
+        <w:keepNext/>
+        <w:jc w:val="both"/>
+        <w:rPr>
+          <w:rFonts w:ascii="Times New Roman" w:eastAsia="Times New Roman" w:hAnsi="Times New Roman" w:cs="Times New Roman"/>
+          <w:b/>
+          <w:bCs/>
+          <w:sz w:val="24"/>
+          <w:szCs w:val="24"/>
+          <w:lang w:val="uk-UA"/>
+        </w:rPr>
+      </w:pPr>
+      <w:r>
+        <w:rPr>
+          <w:rFonts w:ascii="Times New Roman" w:eastAsia="Times New Roman" w:hAnsi="Times New Roman" w:cs="Times New Roman"/>
+          <w:b/>
+          <w:bCs/>
+          <w:sz w:val="24"/>
+          <w:szCs w:val="24"/>
+          <w:lang w:val="uk-UA"/>
+        </w:rPr>
+        <w:t xml:space="preserve">Завдання №5  Practice# programming: Class Practice Task</w:t>
+      </w:r>
+    </w:p>
+    <w:p>
+      <w:pPr>
+        <w:numPr>
+          <w:ilvl w:val="0"/>
+          <w:numId w:val="13"/>
+        </w:numPr>
+        <w:spacing w:line="240" w:lineRule="auto"/>
+        <w:jc w:val="both"/>
+        <w:rPr>
+          <w:rFonts w:ascii="Times New Roman" w:eastAsia="Times New Roman" w:hAnsi="Times New Roman" w:cs="Times New Roman"/>
+          <w:sz w:val="24"/>
+          <w:szCs w:val="24"/>
+          <w:lang w:val="uk-UA"/>
+        </w:rPr>
+      </w:pPr>
+      <w:r>
+        <w:rPr>
+          <w:rFonts w:ascii="Times New Roman" w:eastAsia="Times New Roman" w:hAnsi="Times New Roman" w:cs="Times New Roman"/>
+          <w:sz w:val="24"/>
+          <w:szCs w:val="24"/>
+          <w:lang w:val="uk-UA"/>
+        </w:rPr>
+        <w:t xml:space="preserve">Планований час на реалізацію: 3 год 30 хв</w:t>
+      </w:r>
+    </w:p>
+    <w:p>
+      <w:pPr>
+        <w:numPr>
+          <w:ilvl w:val="0"/>
+          <w:numId w:val="13"/>
+        </w:numPr>
+        <w:spacing w:line="240" w:lineRule="auto"/>
+        <w:jc w:val="both"/>
+        <w:rPr>
+          <w:rFonts w:ascii="Times New Roman" w:eastAsia="Times New Roman" w:hAnsi="Times New Roman" w:cs="Times New Roman"/>
+          <w:sz w:val="24"/>
+          <w:szCs w:val="24"/>
+          <w:lang w:val="uk-UA"/>
+        </w:rPr>
+      </w:pPr>
+      <w:r>
+        <w:rPr>
+          <w:rFonts w:ascii="Times New Roman" w:eastAsia="Times New Roman" w:hAnsi="Times New Roman" w:cs="Times New Roman"/>
+          <w:sz w:val="24"/>
+          <w:szCs w:val="24"/>
+          <w:lang w:val="uk-UA"/>
+        </w:rPr>
+        <w:t xml:space="preserve">Важливі деталі для врахування в імплементації:</w:t>
+      </w:r>
+    </w:p>
+    <w:p>
+      <w:pPr>
+        <w:numPr>
+          <w:ilvl w:val="1"/>
+          <w:numId w:val="13"/>
+        </w:numPr>
+        <w:spacing w:line="240" w:lineRule="auto"/>
+        <w:jc w:val="both"/>
+        <w:rPr>
+          <w:rFonts w:ascii="Times New Roman" w:eastAsia="Times New Roman" w:hAnsi="Times New Roman" w:cs="Times New Roman"/>
+          <w:sz w:val="24"/>
+          <w:szCs w:val="24"/>
+          <w:lang w:val="uk-UA"/>
+        </w:rPr>
+      </w:pPr>
+      <w:r>
+        <w:rPr>
+          <w:rFonts w:ascii="Times New Roman" w:eastAsia="Times New Roman" w:hAnsi="Times New Roman" w:cs="Times New Roman"/>
+          <w:sz w:val="24"/>
+          <w:szCs w:val="24"/>
+          <w:lang w:val="uk-UA"/>
+        </w:rPr>
+        <w:t xml:space="preserve">Блок-схема до цієї задачі наведена вище (Рис 1).</w:t>
+      </w:r>
+    </w:p>
+    <w:p>
+      <w:pPr>
+        <w:numPr>
+          <w:ilvl w:val="1"/>
+          <w:numId w:val="13"/>
+        </w:numPr>
+        <w:spacing w:line="240" w:lineRule="auto"/>
+        <w:jc w:val="both"/>
+        <w:rPr>
+          <w:rFonts w:ascii="Times New Roman" w:eastAsia="Times New Roman" w:hAnsi="Times New Roman" w:cs="Times New Roman"/>
+          <w:sz w:val="24"/>
+          <w:szCs w:val="24"/>
+          <w:lang w:val="uk-UA"/>
+        </w:rPr>
+      </w:pPr>
+      <w:r>
+        <w:rPr>
+          <w:rFonts w:ascii="Times New Roman" w:eastAsia="Times New Roman" w:hAnsi="Times New Roman" w:cs="Times New Roman"/>
+          <w:sz w:val="24"/>
+          <w:szCs w:val="24"/>
+          <w:lang w:val="uk-UA"/>
+        </w:rPr>
+        <w:t xml:space="preserve">Дані зберігаються в одновимірному масиві spending[MAX_DAYS] (MAX_DAYS = 31); у функції масив передається з const.</w:t>
+      </w:r>
+    </w:p>
+    <w:p>
+      <w:pPr>
+        <w:numPr>
+          <w:ilvl w:val="1"/>
+          <w:numId w:val="13"/>
+        </w:numPr>
+        <w:spacing w:line="240" w:lineRule="auto"/>
+        <w:jc w:val="both"/>
+        <w:rPr>
+          <w:rFonts w:ascii="Times New Roman" w:eastAsia="Times New Roman" w:hAnsi="Times New Roman" w:cs="Times New Roman"/>
+          <w:sz w:val="24"/>
+          <w:szCs w:val="24"/>
+          <w:lang w:val="uk-UA"/>
+        </w:rPr>
+      </w:pPr>
+      <w:r>
+        <w:rPr>
+          <w:rFonts w:ascii="Times New Roman" w:eastAsia="Times New Roman" w:hAnsi="Times New Roman" w:cs="Times New Roman"/>
+          <w:sz w:val="24"/>
+          <w:szCs w:val="24"/>
+          <w:lang w:val="uk-UA"/>
+        </w:rPr>
+        <w:t xml:space="preserve">Перевірка введення: функції readDouble/readInt, endOfToken (після числа має йти пробіл або кінець рядка), discardLine (cin.clear + cin.ignore) проти зациклення; при кінці вводу (EOF) — вихід із програми.</w:t>
+      </w:r>
+    </w:p>
+    <w:p>
+      <w:pPr>
+        <w:numPr>
+          <w:ilvl w:val="1"/>
+          <w:numId w:val="13"/>
+        </w:numPr>
+        <w:spacing w:line="240" w:lineRule="auto"/>
+        <w:jc w:val="both"/>
+        <w:rPr>
+          <w:rFonts w:ascii="Times New Roman" w:eastAsia="Times New Roman" w:hAnsi="Times New Roman" w:cs="Times New Roman"/>
+          <w:sz w:val="24"/>
+          <w:szCs w:val="24"/>
+          <w:lang w:val="uk-UA"/>
+        </w:rPr>
+      </w:pPr>
+      <w:r>
+        <w:rPr>
+          <w:rFonts w:ascii="Times New Roman" w:eastAsia="Times New Roman" w:hAnsi="Times New Roman" w:cs="Times New Roman"/>
+          <w:sz w:val="24"/>
+          <w:szCs w:val="24"/>
+          <w:lang w:val="uk-UA"/>
+        </w:rPr>
+        <w:t xml:space="preserve">Меню в циклі do-while з оператором switch; при некоректному пункті або ліміті — continue (повернення до меню).</w:t>
+      </w:r>
+    </w:p>
+    <w:p>
+      <w:pPr>
+        <w:numPr>
+          <w:ilvl w:val="1"/>
+          <w:numId w:val="13"/>
+        </w:numPr>
+        <w:spacing w:line="240" w:lineRule="auto"/>
+        <w:jc w:val="both"/>
+        <w:rPr>
+          <w:rFonts w:ascii="Times New Roman" w:eastAsia="Times New Roman" w:hAnsi="Times New Roman" w:cs="Times New Roman"/>
+          <w:sz w:val="24"/>
+          <w:szCs w:val="24"/>
+          <w:lang w:val="uk-UA"/>
+        </w:rPr>
+      </w:pPr>
+      <w:r>
+        <w:rPr>
+          <w:rFonts w:ascii="Times New Roman" w:eastAsia="Times New Roman" w:hAnsi="Times New Roman" w:cs="Times New Roman"/>
+          <w:sz w:val="24"/>
+          <w:szCs w:val="24"/>
+          <w:lang w:val="uk-UA"/>
+        </w:rPr>
+        <w:t xml:space="preserve">Рекурсія: sumSpending з базовим випадком n == 0 та кроком spending[n − 1] + sumSpending(spending, n − 1), щоб не вийти за межі масиву.</w:t>
+      </w:r>
+    </w:p>
+    <w:p>
+      <w:pPr>
+        <w:numPr>
+          <w:ilvl w:val="1"/>
+          <w:numId w:val="13"/>
+        </w:numPr>
+        <w:spacing w:line="240" w:lineRule="auto"/>
+        <w:jc w:val="both"/>
+        <w:rPr>
+          <w:rFonts w:ascii="Times New Roman" w:eastAsia="Times New Roman" w:hAnsi="Times New Roman" w:cs="Times New Roman"/>
+          <w:sz w:val="24"/>
+          <w:szCs w:val="24"/>
+          <w:lang w:val="uk-UA"/>
+        </w:rPr>
+      </w:pPr>
+      <w:r>
+        <w:rPr>
+          <w:rFonts w:ascii="Times New Roman" w:eastAsia="Times New Roman" w:hAnsi="Times New Roman" w:cs="Times New Roman"/>
+          <w:sz w:val="24"/>
+          <w:szCs w:val="24"/>
+          <w:lang w:val="uk-UA"/>
+        </w:rPr>
+        <w:t xml:space="preserve">Мінімум і максимум повертаються через параметри-посилання (findMinMax); ліміт у dailyLimitExceeded — параметр за замовчуванням (1000 грн).</w:t>
+      </w:r>
+    </w:p>
+    <w:p>
+      <w:pPr>
+        <w:numPr>
+          <w:ilvl w:val="1"/>
+          <w:numId w:val="13"/>
+        </w:numPr>
+        <w:spacing w:line="240" w:lineRule="auto"/>
+        <w:jc w:val="both"/>
+        <w:rPr>
+          <w:rFonts w:ascii="Times New Roman" w:eastAsia="Times New Roman" w:hAnsi="Times New Roman" w:cs="Times New Roman"/>
+          <w:sz w:val="24"/>
+          <w:szCs w:val="24"/>
+          <w:lang w:val="uk-UA"/>
+        </w:rPr>
+      </w:pPr>
+      <w:r>
+        <w:rPr>
+          <w:rFonts w:ascii="Times New Roman" w:eastAsia="Times New Roman" w:hAnsi="Times New Roman" w:cs="Times New Roman"/>
+          <w:sz w:val="24"/>
+          <w:szCs w:val="24"/>
+          <w:lang w:val="uk-UA"/>
+        </w:rPr>
+        <w:t xml:space="preserve">У статистиці: continue для пропуску днів без покупок (середнє тільки за дні з покупками) і while + break для пошуку дня, коли бюджет вичерпано; fabs для перевитрати.</w:t>
+      </w:r>
+    </w:p>
+    <w:p>
+      <w:pPr>
+        <w:numPr>
+          <w:ilvl w:val="1"/>
+          <w:numId w:val="13"/>
+        </w:numPr>
+        <w:spacing w:line="240" w:lineRule="auto"/>
+        <w:jc w:val="both"/>
+        <w:rPr>
+          <w:rFonts w:ascii="Times New Roman" w:eastAsia="Times New Roman" w:hAnsi="Times New Roman" w:cs="Times New Roman"/>
+          <w:sz w:val="24"/>
+          <w:szCs w:val="24"/>
+          <w:lang w:val="uk-UA"/>
+        </w:rPr>
+      </w:pPr>
+      <w:r>
+        <w:rPr>
+          <w:rFonts w:ascii="Times New Roman" w:eastAsia="Times New Roman" w:hAnsi="Times New Roman" w:cs="Times New Roman"/>
+          <w:sz w:val="24"/>
+          <w:szCs w:val="24"/>
+          <w:lang w:val="uk-UA"/>
+        </w:rPr>
+        <w:t xml:space="preserve">Три найдорожчі дні: сортуємо копію масиву вибором за спаданням вкладеними циклами (оригінал не змінюється), кількість k = min(n, 3).</w:t>
+      </w:r>
+    </w:p>
+    <w:p>
+      <w:pPr>
+        <w:jc w:val="both"/>
+        <w:rPr>
+          <w:rFonts w:ascii="Times New Roman" w:eastAsia="Times New Roman" w:hAnsi="Times New Roman" w:cs="Times New Roman"/>
+          <w:sz w:val="24"/>
+          <w:szCs w:val="24"/>
+        </w:rPr>
+      </w:pPr>
+    </w:p>
+    <w:p>
+      <w:pPr>
+        <w:keepNext/>
+        <w:jc w:val="both"/>
+        <w:rPr>
+          <w:rFonts w:ascii="Times New Roman" w:eastAsia="Times New Roman" w:hAnsi="Times New Roman" w:cs="Times New Roman"/>
+          <w:b/>
+          <w:bCs/>
+          <w:sz w:val="24"/>
+          <w:szCs w:val="24"/>
+          <w:lang w:val="uk-UA"/>
+        </w:rPr>
+      </w:pPr>
+      <w:r>
+        <w:rPr>
+          <w:rFonts w:ascii="Times New Roman" w:eastAsia="Times New Roman" w:hAnsi="Times New Roman" w:cs="Times New Roman"/>
+          <w:b/>
+          <w:bCs/>
+          <w:sz w:val="24"/>
+          <w:szCs w:val="24"/>
+          <w:lang w:val="uk-UA"/>
+        </w:rPr>
+        <w:t xml:space="preserve">Завдання №6 Practice# programming:  Self Practice Task</w:t>
+      </w:r>
+    </w:p>
+    <w:p>
+      <w:pPr>
+        <w:numPr>
+          <w:ilvl w:val="0"/>
+          <w:numId w:val="13"/>
+        </w:numPr>
+        <w:spacing w:line="240" w:lineRule="auto"/>
+        <w:jc w:val="both"/>
+        <w:rPr>
+          <w:rFonts w:ascii="Times New Roman" w:eastAsia="Times New Roman" w:hAnsi="Times New Roman" w:cs="Times New Roman"/>
+          <w:sz w:val="24"/>
+          <w:szCs w:val="24"/>
+          <w:lang w:val="uk-UA"/>
+        </w:rPr>
+      </w:pPr>
+      <w:r>
+        <w:rPr>
+          <w:rFonts w:ascii="Times New Roman" w:eastAsia="Times New Roman" w:hAnsi="Times New Roman" w:cs="Times New Roman"/>
+          <w:sz w:val="24"/>
+          <w:szCs w:val="24"/>
+          <w:lang w:val="uk-UA"/>
+        </w:rPr>
+        <w:t xml:space="preserve">Планований час на реалізацію: 4 год 00 хв (разом по чотирьох задачах)</w:t>
+      </w:r>
+    </w:p>
+    <w:p>
+      <w:pPr>
+        <w:numPr>
+          <w:ilvl w:val="0"/>
+          <w:numId w:val="13"/>
+        </w:numPr>
+        <w:spacing w:line="240" w:lineRule="auto"/>
+        <w:jc w:val="both"/>
+        <w:rPr>
+          <w:rFonts w:ascii="Times New Roman" w:eastAsia="Times New Roman" w:hAnsi="Times New Roman" w:cs="Times New Roman"/>
+          <w:sz w:val="24"/>
+          <w:szCs w:val="24"/>
+          <w:lang w:val="uk-UA"/>
+        </w:rPr>
+      </w:pPr>
+      <w:r>
+        <w:rPr>
+          <w:rFonts w:ascii="Times New Roman" w:eastAsia="Times New Roman" w:hAnsi="Times New Roman" w:cs="Times New Roman"/>
+          <w:sz w:val="24"/>
+          <w:szCs w:val="24"/>
+          <w:lang w:val="uk-UA"/>
+        </w:rPr>
+        <w:t xml:space="preserve">Важливі деталі для врахування в імплементації:</w:t>
+      </w:r>
+    </w:p>
+    <w:p>
+      <w:pPr>
+        <w:numPr>
+          <w:ilvl w:val="1"/>
+          <w:numId w:val="13"/>
+        </w:numPr>
+        <w:spacing w:line="240" w:lineRule="auto"/>
+        <w:jc w:val="both"/>
+        <w:rPr>
+          <w:rFonts w:ascii="Times New Roman" w:eastAsia="Times New Roman" w:hAnsi="Times New Roman" w:cs="Times New Roman"/>
+          <w:sz w:val="24"/>
+          <w:szCs w:val="24"/>
+          <w:lang w:val="uk-UA"/>
+        </w:rPr>
+      </w:pPr>
+      <w:r>
+        <w:rPr>
+          <w:rFonts w:ascii="Times New Roman" w:eastAsia="Times New Roman" w:hAnsi="Times New Roman" w:cs="Times New Roman"/>
+          <w:sz w:val="24"/>
+          <w:szCs w:val="24"/>
+          <w:lang w:val="uk-UA"/>
+        </w:rPr>
+        <w:t xml:space="preserve">Задача 1 «Дракон і голод» (≈ 45 хв): мінімально необхідна сума ceil(n/2) · m; якщо вона більша за s — вивести −1, інакше залишок додати до першого елемента; перед ceil привести n до double, щоб уникнути цілочисельного ділення.</w:t>
+      </w:r>
+    </w:p>
+    <w:p>
+      <w:pPr>
+        <w:numPr>
+          <w:ilvl w:val="1"/>
+          <w:numId w:val="13"/>
+        </w:numPr>
+        <w:spacing w:line="240" w:lineRule="auto"/>
+        <w:jc w:val="both"/>
+        <w:rPr>
+          <w:rFonts w:ascii="Times New Roman" w:eastAsia="Times New Roman" w:hAnsi="Times New Roman" w:cs="Times New Roman"/>
+          <w:sz w:val="24"/>
+          <w:szCs w:val="24"/>
+          <w:lang w:val="uk-UA"/>
+        </w:rPr>
+      </w:pPr>
+      <w:r>
+        <w:rPr>
+          <w:rFonts w:ascii="Times New Roman" w:eastAsia="Times New Roman" w:hAnsi="Times New Roman" w:cs="Times New Roman"/>
+          <w:sz w:val="24"/>
+          <w:szCs w:val="24"/>
+          <w:lang w:val="uk-UA"/>
+        </w:rPr>
+        <w:t xml:space="preserve">Задача 2 «Картярські штучки» (≈ 1 год 30 хв): динамічне програмування, dp[i][w] — кількість способів набрати вагу w першими i картами; значення обмежуємо числом 2 (немає / один / багато способів), щоб уникнути переповнення; відповідь відновлюється зворотним ходом по таблиці; швидкий ввід (sync_with_stdio(false), cin.tie(NULL)).</w:t>
+      </w:r>
+    </w:p>
+    <w:p>
+      <w:pPr>
+        <w:numPr>
+          <w:ilvl w:val="1"/>
+          <w:numId w:val="13"/>
+        </w:numPr>
+        <w:spacing w:line="240" w:lineRule="auto"/>
+        <w:jc w:val="both"/>
+        <w:rPr>
+          <w:rFonts w:ascii="Times New Roman" w:eastAsia="Times New Roman" w:hAnsi="Times New Roman" w:cs="Times New Roman"/>
+          <w:sz w:val="24"/>
+          <w:szCs w:val="24"/>
+          <w:lang w:val="uk-UA"/>
+        </w:rPr>
+      </w:pPr>
+      <w:r>
+        <w:rPr>
+          <w:rFonts w:ascii="Times New Roman" w:eastAsia="Times New Roman" w:hAnsi="Times New Roman" w:cs="Times New Roman"/>
+          <w:sz w:val="24"/>
+          <w:szCs w:val="24"/>
+          <w:lang w:val="uk-UA"/>
+        </w:rPr>
+        <w:t xml:space="preserve">Задача 3 «Підрахунок голосів» (≈ 45 хв): жадібний прохід по масиву з поточною сумою; коли сума перевищує k — починається нова група; використовувати тип long long.</w:t>
+      </w:r>
+    </w:p>
+    <w:p>
+      <w:pPr>
+        <w:numPr>
+          <w:ilvl w:val="1"/>
+          <w:numId w:val="13"/>
+        </w:numPr>
+        <w:spacing w:line="240" w:lineRule="auto"/>
+        <w:jc w:val="both"/>
+        <w:rPr>
+          <w:rFonts w:ascii="Times New Roman" w:eastAsia="Times New Roman" w:hAnsi="Times New Roman" w:cs="Times New Roman"/>
+          <w:sz w:val="24"/>
+          <w:szCs w:val="24"/>
+          <w:lang w:val="uk-UA"/>
+        </w:rPr>
+      </w:pPr>
+      <w:r>
+        <w:rPr>
+          <w:rFonts w:ascii="Times New Roman" w:eastAsia="Times New Roman" w:hAnsi="Times New Roman" w:cs="Times New Roman"/>
+          <w:sz w:val="24"/>
+          <w:szCs w:val="24"/>
+          <w:lang w:val="uk-UA"/>
+        </w:rPr>
+        <w:t xml:space="preserve">Задача 4 «Спостерігачі» (≈ 1 год): масив різниць за секундами 12-годинного інтервалу (+1 на початку, −1 в кінці візиту), потім префіксна сума й підрахунок секунд без жодного спостерігача; час зсувається на 8 годин.</w:t>
       </w:r>
     </w:p>
     <w:p>
@@ -9292,7 +10223,7 @@
           <w:szCs w:val="26"/>
           <w:lang w:val="uk-UA"/>
         </w:rPr>
-        <w:t>2</w:t>
+        <w:t>3</w:t>
       </w:r>
       <w:r>
         <w:rPr>
